--- a/word_reports/LP_0237_위치_162_Massimo Ranieri_Canzone B.docx
+++ b/word_reports/LP_0237_위치_162_Massimo Ranieri_Canzone B.docx
@@ -4,7 +4,7 @@
   <w:body>
     <w:p>
       <w:pPr>
-        <w:spacing w:after="280"/>
+        <w:spacing w:after="80"/>
       </w:pPr>
       <w:r>
         <w:rPr w:rFonts="맑은 고딕">
@@ -13,94 +13,47 @@
           <w:color w:val="1E3A8A"/>
           <w:sz w:val="30"/>
         </w:rPr>
-        <w:t>[162] Massimo Ranieri - Canzone Best Library</w:t>
+        <w:t>Massimo Ranieri (마시모 라니에리) - Canzone Best Library</w:t>
       </w:r>
     </w:p>
     <w:p>
       <w:pPr>
-        <w:spacing w:after="320"/>
+        <w:spacing w:after="240"/>
       </w:pPr>
       <w:r>
         <w:rPr w:rFonts="맑은 고딕">
           <w:rFonts w:ascii="맑은 고딕" w:hAnsi="맑은 고딕" w:eastAsia="맑은 고딕"/>
           <w:b/>
-          <w:sz w:val="20"/>
+          <w:color w:val="4B5563"/>
+          <w:sz w:val="22"/>
         </w:rPr>
-        <w:t>■ 위치 : 162</w:t>
-        <w:br/>
-      </w:r>
-      <w:r>
-        <w:rPr w:rFonts="맑은 고딕">
-          <w:rFonts w:ascii="맑은 고딕" w:hAnsi="맑은 고딕" w:eastAsia="맑은 고딕"/>
-          <w:b/>
-          <w:sz w:val="20"/>
-        </w:rPr>
-        <w:t>■ 아티스트 : Massimo Ranieri</w:t>
-        <w:br/>
-      </w:r>
-      <w:r>
-        <w:rPr w:rFonts="맑은 고딕">
-          <w:rFonts w:ascii="맑은 고딕" w:hAnsi="맑은 고딕" w:eastAsia="맑은 고딕"/>
-          <w:b/>
-          <w:sz w:val="20"/>
-        </w:rPr>
-        <w:t>■ 앨범명 : Canzone Best Library</w:t>
-        <w:br/>
-      </w:r>
-      <w:r>
-        <w:rPr w:rFonts="맑은 고딕">
-          <w:rFonts w:ascii="맑은 고딕" w:hAnsi="맑은 고딕" w:eastAsia="맑은 고딕"/>
-          <w:b w:val="0"/>
-          <w:sz w:val="20"/>
-        </w:rPr>
-        <w:t>■ 음반 레이블 : CGD / Seven Seas (King Record)</w:t>
-        <w:br/>
-      </w:r>
-      <w:r>
-        <w:rPr w:rFonts="맑은 고딕">
-          <w:rFonts w:ascii="맑은 고딕" w:hAnsi="맑은 고딕" w:eastAsia="맑은 고딕"/>
-          <w:b w:val="0"/>
-          <w:sz w:val="20"/>
-        </w:rPr>
-        <w:t>■ 발매년도 : 1978</w:t>
-        <w:br/>
-      </w:r>
-      <w:r>
-        <w:rPr w:rFonts="맑은 고딕">
-          <w:rFonts w:ascii="맑은 고딕" w:hAnsi="맑은 고딕" w:eastAsia="맑은 고딕"/>
-          <w:b w:val="0"/>
-          <w:sz w:val="20"/>
-        </w:rPr>
-        <w:t>■ 장르 : 칸초네 (Canzone / Italian Pop)</w:t>
-        <w:br/>
-      </w:r>
-      <w:r>
-        <w:rPr w:rFonts="맑은 고딕">
-          <w:rFonts w:ascii="맑은 고딕" w:hAnsi="맑은 고딕" w:eastAsia="맑은 고딕"/>
-          <w:b w:val="0"/>
-          <w:sz w:val="20"/>
-        </w:rPr>
-        <w:t>■ 주요 수록곡 : 1. Rose rosse (붉은 장미)</w:t>
-        <w:br/>
+        <w:t>위치 :  162</w:t>
       </w:r>
     </w:p>
     <w:p>
       <w:pPr>
-        <w:spacing w:after="160"/>
+        <w:spacing w:line="324" w:lineRule="auto" w:before="80" w:after="160"/>
       </w:pPr>
       <w:r>
         <w:rPr w:rFonts="맑은 고딕">
           <w:rFonts w:ascii="맑은 고딕" w:hAnsi="맑은 고딕" w:eastAsia="맑은 고딕"/>
           <w:b/>
           <w:color w:val="1F2937"/>
-          <w:sz w:val="24"/>
+          <w:sz w:val="22"/>
         </w:rPr>
-        <w:t>■ 음반 해설 및 감상 가이드</w:t>
+        <w:t xml:space="preserve">[음반 소개] </w:t>
+      </w:r>
+      <w:r>
+        <w:rPr w:rFonts="맑은 고딕">
+          <w:rFonts w:ascii="맑은 고딕" w:hAnsi="맑은 고딕" w:eastAsia="맑은 고딕"/>
+          <w:b w:val="0"/>
+          <w:sz w:val="21"/>
+        </w:rPr>
       </w:r>
     </w:p>
     <w:p>
       <w:pPr>
-        <w:spacing w:line="312" w:lineRule="auto" w:after="120"/>
+        <w:spacing w:line="324" w:lineRule="auto" w:after="120"/>
       </w:pPr>
       <w:r>
         <w:rPr w:rFonts="맑은 고딕">
@@ -108,51 +61,516 @@
           <w:b w:val="0"/>
           <w:sz w:val="21"/>
         </w:rPr>
-        <w:t>이탈리아 나폴리 출신의 마시모 라니에리(Massimo Ranieri)는 1960년대 후반부터 1970년대에 걸쳐 칸초네 골든 에이지의 중심에 서 있던 독보적인 거장입니다. 본 음반 《Canzone Best Library》는 그의 음악 인생에서 가장 뜨겁고 찬란했던 청춘의 음성만을 엄선하여 담아낸 정갈한 베스트 컬렉션입니다. 가수이자 배우로서 연극무대와 음악계를 넘나들었던 그의 다채로운 예술적 스펙트럼이 한 장의 LP 안에 밀도 높게 condensed(축적)되어 있습니다.</w:t>
+        <w:t>지중해의 푸른 바람과 나폴리의 뜨거운 서정이 교차하는 지점에서 피어난 칸초네의 위대한 목소리, 마시모 라니에리의 예술적 정수를 집대성한 걸작입니다. 그는 오페라적 기품을 머금은 벨칸토의 발성과 대중가요의 애절한 비장미를 완벽하게 조화시켜 유럽 대중음악사에 불멸의 족적을 남겼습니다. 격정적이면서도 한없이 섬세한 그의 보컬은 세월의 더께를 걷어내고 인간 영혼의 가장 깊은 곳을 울리는 낭만적 서사시를 펼쳐 보입니다.</w:t>
       </w:r>
     </w:p>
     <w:p>
       <w:pPr>
-        <w:spacing w:line="312" w:lineRule="auto" w:after="120"/>
+        <w:spacing w:line="324" w:lineRule="auto" w:before="200" w:after="80"/>
       </w:pPr>
+      <w:r>
+        <w:rPr w:rFonts="맑은 고딕">
+          <w:rFonts w:ascii="맑은 고딕" w:hAnsi="맑은 고딕" w:eastAsia="맑은 고딕"/>
+          <w:b/>
+          <w:color w:val="1E3A8A"/>
+          <w:sz w:val="24"/>
+        </w:rPr>
+        <w:t>1. 음반 데이터</w:t>
+      </w:r>
+    </w:p>
+    <w:p>
+      <w:pPr>
+        <w:spacing w:line="324" w:lineRule="auto" w:after="80"/>
+      </w:pPr>
+      <w:r>
+        <w:rPr w:rFonts="맑은 고딕">
+          <w:rFonts w:ascii="맑은 고딕" w:hAnsi="맑은 고딕" w:eastAsia="맑은 고딕"/>
+          <w:b w:val="0"/>
+          <w:color w:val="6B7280"/>
+          <w:sz w:val="21"/>
+        </w:rPr>
+        <w:t xml:space="preserve">· </w:t>
+      </w:r>
+      <w:r>
+        <w:rPr w:rFonts="맑은 고딕">
+          <w:rFonts w:ascii="맑은 고딕" w:hAnsi="맑은 고딕" w:eastAsia="맑은 고딕"/>
+          <w:b/>
+          <w:color w:val="1F2937"/>
+          <w:sz w:val="21"/>
+        </w:rPr>
+        <w:t xml:space="preserve">앨범명: </w:t>
+      </w:r>
       <w:r>
         <w:rPr w:rFonts="맑은 고딕">
           <w:rFonts w:ascii="맑은 고딕" w:hAnsi="맑은 고딕" w:eastAsia="맑은 고딕"/>
           <w:b w:val="0"/>
           <w:sz w:val="21"/>
         </w:rPr>
-        <w:t>마시모 라니에리의 보컬은 지중해의 강렬한 태양을 닮은 폭발적인 에너지를 지니고 있습니다. 나폴리 전통 음악에 뿌리를 둔 특유의 진한 서정성과 뮤지컬 배우 출신다운 섬세한 극적 표현력은 듣는 이의 감성을 단숨에 사로잡습니다. 오케스트라의 풍성한 현악 편곡 위로 펼쳐지는 그의 미성과 중저음을 오가는 완벽한 가창 제어력은 이 앨범 전반을 관통하는 가장 주요한 음악적 가치입니다.</w:t>
+        <w:t>Canzone Best Library</w:t>
       </w:r>
     </w:p>
     <w:p>
       <w:pPr>
-        <w:spacing w:line="312" w:lineRule="auto" w:after="120"/>
+        <w:spacing w:line="324" w:lineRule="auto" w:after="80"/>
       </w:pPr>
+      <w:r>
+        <w:rPr w:rFonts="맑은 고딕">
+          <w:rFonts w:ascii="맑은 고딕" w:hAnsi="맑은 고딕" w:eastAsia="맑은 고딕"/>
+          <w:b w:val="0"/>
+          <w:color w:val="6B7280"/>
+          <w:sz w:val="21"/>
+        </w:rPr>
+        <w:t xml:space="preserve">· </w:t>
+      </w:r>
+      <w:r>
+        <w:rPr w:rFonts="맑은 고딕">
+          <w:rFonts w:ascii="맑은 고딕" w:hAnsi="맑은 고딕" w:eastAsia="맑은 고딕"/>
+          <w:b/>
+          <w:color w:val="1F2937"/>
+          <w:sz w:val="21"/>
+        </w:rPr>
+        <w:t xml:space="preserve">아티스트: </w:t>
+      </w:r>
       <w:r>
         <w:rPr w:rFonts="맑은 고딕">
           <w:rFonts w:ascii="맑은 고딕" w:hAnsi="맑은 고딕" w:eastAsia="맑은 고딕"/>
           <w:b w:val="0"/>
           <w:sz w:val="21"/>
         </w:rPr>
-        <w:t>음반의 포문을 여는 대표곡 ‘Rose rosse’는 지독할 정도로 아름다운 멜로디와 애절한 가사로 당시 유럽 전역을 매료시켰던 명곡으로, 라니에리 특유의 정열적인 음색이 절정에 달한 트랙입니다. 이어지는 ‘Se bruciasse la città’와 산레모 가요제를 뒤흔들었던 ‘Erba di casa mia’ 등에서는 격정적인 에너지만이 아닌, 고향을 향한 그리움과 인생에 대한 깊은 성찰을 담아낸 깊이 있는 해석력을 감상할 수 있습니다.</w:t>
+        <w:t>Massimo Ranieri (마시모 라니에리)</w:t>
       </w:r>
     </w:p>
     <w:p>
       <w:pPr>
-        <w:spacing w:line="312" w:lineRule="auto" w:after="120"/>
+        <w:spacing w:line="324" w:lineRule="auto" w:after="80"/>
       </w:pPr>
+      <w:r>
+        <w:rPr w:rFonts="맑은 고딕">
+          <w:rFonts w:ascii="맑은 고딕" w:hAnsi="맑은 고딕" w:eastAsia="맑은 고딕"/>
+          <w:b w:val="0"/>
+          <w:color w:val="6B7280"/>
+          <w:sz w:val="21"/>
+        </w:rPr>
+        <w:t xml:space="preserve">· </w:t>
+      </w:r>
+      <w:r>
+        <w:rPr w:rFonts="맑은 고딕">
+          <w:rFonts w:ascii="맑은 고딕" w:hAnsi="맑은 고딕" w:eastAsia="맑은 고딕"/>
+          <w:b/>
+          <w:color w:val="1F2937"/>
+          <w:sz w:val="21"/>
+        </w:rPr>
+        <w:t xml:space="preserve">발매 정보: </w:t>
+      </w:r>
       <w:r>
         <w:rPr w:rFonts="맑은 고딕">
           <w:rFonts w:ascii="맑은 고딕" w:hAnsi="맑은 고딕" w:eastAsia="맑은 고딕"/>
           <w:b w:val="0"/>
           <w:sz w:val="21"/>
         </w:rPr>
-        <w:t>아날로그 바이닐을 통해 전해지는 본 음반은 70년대 특유의 따뜻하고 풍성한 사운드 질감을 생생하게 전달합니다. 관현악단의 웅장한 연주와 라니에리의 드라마틱한 목소리가 이루는 조화는 듣는 이로 하여금 마치 고전 이탈리아 영화의 한 장면에 들어와 있는 듯한 아날로그적 낭만을 선사합니다. 칸초네 음악의 입문자에게는 최고의 가이드북이자, LP 애호가에게는 영원한 클래식으로서 소장 가치가 뛰어난 음반입니다.</w:t>
+        <w:t>이탈리아 칸초네의 황금기를 이끌었던 마시모 라니에리의 찬란한 전성기 명곡들을 엄선하여, 깊이 있는 음향과 정갈한 마스터링으로 엮어낸 고품격 베스트 라이브러리 에디션 LP입니다.</w:t>
+      </w:r>
+    </w:p>
+    <w:p>
+      <w:pPr>
+        <w:spacing w:line="324" w:lineRule="auto" w:after="80"/>
+      </w:pPr>
+      <w:r>
+        <w:rPr w:rFonts="맑은 고딕">
+          <w:rFonts w:ascii="맑은 고딕" w:hAnsi="맑은 고딕" w:eastAsia="맑은 고딕"/>
+          <w:b w:val="0"/>
+          <w:color w:val="6B7280"/>
+          <w:sz w:val="21"/>
+        </w:rPr>
+        <w:t xml:space="preserve">· </w:t>
+      </w:r>
+      <w:r>
+        <w:rPr w:rFonts="맑은 고딕">
+          <w:rFonts w:ascii="맑은 고딕" w:hAnsi="맑은 고딕" w:eastAsia="맑은 고딕"/>
+          <w:b/>
+          <w:color w:val="1F2937"/>
+          <w:sz w:val="21"/>
+        </w:rPr>
+        <w:t xml:space="preserve">LP 인기도(판매량): </w:t>
+      </w:r>
+      <w:r>
+        <w:rPr w:rFonts="맑은 고딕">
+          <w:rFonts w:ascii="맑은 고딕" w:hAnsi="맑은 고딕" w:eastAsia="맑은 고딕"/>
+          <w:b w:val="0"/>
+          <w:sz w:val="21"/>
+        </w:rPr>
+        <w:t>발매 당시 유럽을 넘어 아시아와 남미 전역의 월드뮤직 및 팝 애호가들 사이에서 필청반으로 자리 잡으며, 시대를 초월한 스테디셀러로서 확고한 대중적 인기를 구가했습니다.</w:t>
+      </w:r>
+    </w:p>
+    <w:p>
+      <w:pPr>
+        <w:spacing w:line="324" w:lineRule="auto" w:after="80"/>
+      </w:pPr>
+      <w:r>
+        <w:rPr w:rFonts="맑은 고딕">
+          <w:rFonts w:ascii="맑은 고딕" w:hAnsi="맑은 고딕" w:eastAsia="맑은 고딕"/>
+          <w:b w:val="0"/>
+          <w:color w:val="6B7280"/>
+          <w:sz w:val="21"/>
+        </w:rPr>
+        <w:t xml:space="preserve">· </w:t>
+      </w:r>
+      <w:r>
+        <w:rPr w:rFonts="맑은 고딕">
+          <w:rFonts w:ascii="맑은 고딕" w:hAnsi="맑은 고딕" w:eastAsia="맑은 고딕"/>
+          <w:b/>
+          <w:color w:val="1F2937"/>
+          <w:sz w:val="21"/>
+        </w:rPr>
+        <w:t xml:space="preserve">각종 수상경력: </w:t>
+      </w:r>
+      <w:r>
+        <w:rPr w:rFonts="맑은 고딕">
+          <w:rFonts w:ascii="맑은 고딕" w:hAnsi="맑은 고딕" w:eastAsia="맑은 고딕"/>
+          <w:b w:val="0"/>
+          <w:sz w:val="21"/>
+        </w:rPr>
+        <w:t>이탈리아 최고 권위의 대중음악 경연인 산레모 가요제 우승 및 칸초니시마(Canzonissima) 다회 우승 등 그가 남긴 찬란한 음악적 위업을 집약하여 공인한 앨범입니다.</w:t>
+      </w:r>
+    </w:p>
+    <w:p>
+      <w:pPr>
+        <w:spacing w:line="324" w:lineRule="auto" w:before="200" w:after="80"/>
+      </w:pPr>
+      <w:r>
+        <w:rPr w:rFonts="맑은 고딕">
+          <w:rFonts w:ascii="맑은 고딕" w:hAnsi="맑은 고딕" w:eastAsia="맑은 고딕"/>
+          <w:b/>
+          <w:color w:val="1E3A8A"/>
+          <w:sz w:val="24"/>
+        </w:rPr>
+        <w:t>2. 아티스트 정보</w:t>
+      </w:r>
+    </w:p>
+    <w:p>
+      <w:pPr>
+        <w:spacing w:line="324" w:lineRule="auto" w:after="80"/>
+      </w:pPr>
+      <w:r>
+        <w:rPr w:rFonts="맑은 고딕">
+          <w:rFonts w:ascii="맑은 고딕" w:hAnsi="맑은 고딕" w:eastAsia="맑은 고딕"/>
+          <w:b w:val="0"/>
+          <w:color w:val="6B7280"/>
+          <w:sz w:val="21"/>
+        </w:rPr>
+        <w:t xml:space="preserve">· </w:t>
+      </w:r>
+      <w:r>
+        <w:rPr w:rFonts="맑은 고딕">
+          <w:rFonts w:ascii="맑은 고딕" w:hAnsi="맑은 고딕" w:eastAsia="맑은 고딕"/>
+          <w:b/>
+          <w:color w:val="1F2937"/>
+          <w:sz w:val="21"/>
+        </w:rPr>
+        <w:t xml:space="preserve">국적: </w:t>
+      </w:r>
+      <w:r>
+        <w:rPr w:rFonts="맑은 고딕">
+          <w:rFonts w:ascii="맑은 고딕" w:hAnsi="맑은 고딕" w:eastAsia="맑은 고딕"/>
+          <w:b w:val="0"/>
+          <w:sz w:val="21"/>
+        </w:rPr>
+        <w:t>이탈리아 (Italy)</w:t>
+      </w:r>
+    </w:p>
+    <w:p>
+      <w:pPr>
+        <w:spacing w:line="324" w:lineRule="auto" w:after="80"/>
+      </w:pPr>
+      <w:r>
+        <w:rPr w:rFonts="맑은 고딕">
+          <w:rFonts w:ascii="맑은 고딕" w:hAnsi="맑은 고딕" w:eastAsia="맑은 고딕"/>
+          <w:b w:val="0"/>
+          <w:color w:val="6B7280"/>
+          <w:sz w:val="21"/>
+        </w:rPr>
+        <w:t xml:space="preserve">· </w:t>
+      </w:r>
+      <w:r>
+        <w:rPr w:rFonts="맑은 고딕">
+          <w:rFonts w:ascii="맑은 고딕" w:hAnsi="맑은 고딕" w:eastAsia="맑은 고딕"/>
+          <w:b/>
+          <w:color w:val="1F2937"/>
+          <w:sz w:val="21"/>
+        </w:rPr>
+        <w:t xml:space="preserve">생몰년도: </w:t>
+      </w:r>
+      <w:r>
+        <w:rPr w:rFonts="맑은 고딕">
+          <w:rFonts w:ascii="맑은 고딕" w:hAnsi="맑은 고딕" w:eastAsia="맑은 고딕"/>
+          <w:b w:val="0"/>
+          <w:sz w:val="21"/>
+        </w:rPr>
+        <w:t>1951년 5월 3일 ~ 현재</w:t>
+      </w:r>
+    </w:p>
+    <w:p>
+      <w:pPr>
+        <w:spacing w:line="324" w:lineRule="auto" w:after="80"/>
+      </w:pPr>
+      <w:r>
+        <w:rPr w:rFonts="맑은 고딕">
+          <w:rFonts w:ascii="맑은 고딕" w:hAnsi="맑은 고딕" w:eastAsia="맑은 고딕"/>
+          <w:b w:val="0"/>
+          <w:color w:val="6B7280"/>
+          <w:sz w:val="21"/>
+        </w:rPr>
+        <w:t xml:space="preserve">· </w:t>
+      </w:r>
+      <w:r>
+        <w:rPr w:rFonts="맑은 고딕">
+          <w:rFonts w:ascii="맑은 고딕" w:hAnsi="맑은 고딕" w:eastAsia="맑은 고딕"/>
+          <w:b/>
+          <w:color w:val="1F2937"/>
+          <w:sz w:val="21"/>
+        </w:rPr>
+        <w:t xml:space="preserve">그룹 소속: </w:t>
+      </w:r>
+      <w:r>
+        <w:rPr w:rFonts="맑은 고딕">
+          <w:rFonts w:ascii="맑은 고딕" w:hAnsi="맑은 고딕" w:eastAsia="맑은 고딕"/>
+          <w:b w:val="0"/>
+          <w:sz w:val="21"/>
+        </w:rPr>
+        <w:t>솔로 (Solo)</w:t>
+      </w:r>
+    </w:p>
+    <w:p>
+      <w:pPr>
+        <w:spacing w:line="324" w:lineRule="auto" w:after="80"/>
+      </w:pPr>
+      <w:r>
+        <w:rPr w:rFonts="맑은 고딕">
+          <w:rFonts w:ascii="맑은 고딕" w:hAnsi="맑은 고딕" w:eastAsia="맑은 고딕"/>
+          <w:b w:val="0"/>
+          <w:color w:val="6B7280"/>
+          <w:sz w:val="21"/>
+        </w:rPr>
+        <w:t xml:space="preserve">· </w:t>
+      </w:r>
+      <w:r>
+        <w:rPr w:rFonts="맑은 고딕">
+          <w:rFonts w:ascii="맑은 고딕" w:hAnsi="맑은 고딕" w:eastAsia="맑은 고딕"/>
+          <w:b/>
+          <w:color w:val="1F2937"/>
+          <w:sz w:val="21"/>
+        </w:rPr>
+        <w:t xml:space="preserve">아티스트 소개: </w:t>
+      </w:r>
+      <w:r>
+        <w:rPr w:rFonts="맑은 고딕">
+          <w:rFonts w:ascii="맑은 고딕" w:hAnsi="맑은 고딕" w:eastAsia="맑은 고딕"/>
+          <w:b w:val="0"/>
+          <w:sz w:val="21"/>
+        </w:rPr>
+        <w:t>나폴리 출신의 마시모 라니에리는 폭발적인 성량과 연극적 무대 장악력을 겸비하여 '칸초네의 황태자'로 칭송받은 전설적인 보컬리스트이자 배우입니다. 정통 성악의 발성적 기초 위에 이탈리아 민중의 애환과 청춘의 열정을 이식함으로써, 팝과 클래식의 경계를 허문 독보적인 거장으로 평가받습니다.</w:t>
+      </w:r>
+    </w:p>
+    <w:p>
+      <w:pPr>
+        <w:spacing w:line="324" w:lineRule="auto" w:before="200" w:after="80"/>
+      </w:pPr>
+      <w:r>
+        <w:rPr w:rFonts="맑은 고딕">
+          <w:rFonts w:ascii="맑은 고딕" w:hAnsi="맑은 고딕" w:eastAsia="맑은 고딕"/>
+          <w:b/>
+          <w:color w:val="1E3A8A"/>
+          <w:sz w:val="24"/>
+        </w:rPr>
+        <w:t>3. 음반 상세 분석</w:t>
+      </w:r>
+    </w:p>
+    <w:p>
+      <w:pPr>
+        <w:spacing w:line="324" w:lineRule="auto" w:after="80"/>
+      </w:pPr>
+      <w:r>
+        <w:rPr w:rFonts="맑은 고딕">
+          <w:rFonts w:ascii="맑은 고딕" w:hAnsi="맑은 고딕" w:eastAsia="맑은 고딕"/>
+          <w:b w:val="0"/>
+          <w:color w:val="6B7280"/>
+          <w:sz w:val="21"/>
+        </w:rPr>
+        <w:t xml:space="preserve">· </w:t>
+      </w:r>
+      <w:r>
+        <w:rPr w:rFonts="맑은 고딕">
+          <w:rFonts w:ascii="맑은 고딕" w:hAnsi="맑은 고딕" w:eastAsia="맑은 고딕"/>
+          <w:b/>
+          <w:color w:val="1F2937"/>
+          <w:sz w:val="21"/>
+        </w:rPr>
+        <w:t xml:space="preserve">역사적 위치: </w:t>
+      </w:r>
+      <w:r>
+        <w:rPr w:rFonts="맑은 고딕">
+          <w:rFonts w:ascii="맑은 고딕" w:hAnsi="맑은 고딕" w:eastAsia="맑은 고딕"/>
+          <w:b w:val="0"/>
+          <w:sz w:val="21"/>
+        </w:rPr>
+        <w:t>1960~70년대 이탈리아 칸초네의 르네상스를 기록한 음악적 기념비이자, 풍성한 오케스트라 편곡과 서정적인 멜로디가 어떻게 대중의 가슴을 지배했는지를 증명하는 성악적 완성도의 정점입니다.</w:t>
+      </w:r>
+    </w:p>
+    <w:p>
+      <w:pPr>
+        <w:spacing w:line="324" w:lineRule="auto" w:after="80"/>
+      </w:pPr>
+      <w:r>
+        <w:rPr w:rFonts="맑은 고딕">
+          <w:rFonts w:ascii="맑은 고딕" w:hAnsi="맑은 고딕" w:eastAsia="맑은 고딕"/>
+          <w:b w:val="0"/>
+          <w:color w:val="6B7280"/>
+          <w:sz w:val="21"/>
+        </w:rPr>
+        <w:t xml:space="preserve">· </w:t>
+      </w:r>
+      <w:r>
+        <w:rPr w:rFonts="맑은 고딕">
+          <w:rFonts w:ascii="맑은 고딕" w:hAnsi="맑은 고딕" w:eastAsia="맑은 고딕"/>
+          <w:b/>
+          <w:color w:val="1F2937"/>
+          <w:sz w:val="21"/>
+        </w:rPr>
+        <w:t xml:space="preserve">시대의 흔적(스토리텔링): </w:t>
+      </w:r>
+      <w:r>
+        <w:rPr w:rFonts="맑은 고딕">
+          <w:rFonts w:ascii="맑은 고딕" w:hAnsi="맑은 고딕" w:eastAsia="맑은 고딕"/>
+          <w:b w:val="0"/>
+          <w:sz w:val="21"/>
+        </w:rPr>
+        <w:t>아날로그 시대의 청춘들이 라디오와 전축 앞에서 낭만과 비애를 공유하던 시절의 공기를 고스란히 간직하고 있으며, 사랑의 열병과 청춘의 번민을 노래하던 당시의 순수했던 서정성이 음반의 매 그루브마다 아로새겨져 있습니다.</w:t>
+      </w:r>
+    </w:p>
+    <w:p>
+      <w:pPr>
+        <w:spacing w:line="324" w:lineRule="auto" w:before="200" w:after="80"/>
+      </w:pPr>
+      <w:r>
+        <w:rPr w:rFonts="맑은 고딕">
+          <w:rFonts w:ascii="맑은 고딕" w:hAnsi="맑은 고딕" w:eastAsia="맑은 고딕"/>
+          <w:b/>
+          <w:color w:val="1E3A8A"/>
+          <w:sz w:val="24"/>
+        </w:rPr>
+        <w:t>4. 주요 수록곡 및 감상 제언</w:t>
+      </w:r>
+    </w:p>
+    <w:p>
+      <w:pPr>
+        <w:spacing w:line="324" w:lineRule="auto" w:after="80"/>
+      </w:pPr>
+      <w:r>
+        <w:rPr w:rFonts="맑은 고딕">
+          <w:rFonts w:ascii="맑은 고딕" w:hAnsi="맑은 고딕" w:eastAsia="맑은 고딕"/>
+          <w:b w:val="0"/>
+          <w:color w:val="6B7280"/>
+          <w:sz w:val="21"/>
+        </w:rPr>
+        <w:t xml:space="preserve">· </w:t>
+      </w:r>
+      <w:r>
+        <w:rPr w:rFonts="맑은 고딕">
+          <w:rFonts w:ascii="맑은 고딕" w:hAnsi="맑은 고딕" w:eastAsia="맑은 고딕"/>
+          <w:b/>
+          <w:color w:val="1F2937"/>
+          <w:sz w:val="21"/>
+        </w:rPr>
+        <w:t xml:space="preserve">주요 수록곡 특징: </w:t>
+      </w:r>
+      <w:r>
+        <w:rPr w:rFonts="맑은 고딕">
+          <w:rFonts w:ascii="맑은 고딕" w:hAnsi="맑은 고딕" w:eastAsia="맑은 고딕"/>
+          <w:b w:val="0"/>
+          <w:sz w:val="21"/>
+        </w:rPr>
+        <w:t>첫 소절부터 붉은 장미의 진한 향기를 내뿜듯 절절한 비장미를 선사하는 대표작 'Rose rosse', 청춘의 고뇌와 환희를 웅장한 오케스트레이션 위에 폭발시키는 'Vent'anni', 나폴리 민요 특유의 구슬픈 서정성이 빛나는 'Erba di casa mia' 등 수록곡 전편이 한 편의 드라마틱한 오페라 아리아처럼 귓가를 사로잡습니다.</w:t>
+      </w:r>
+    </w:p>
+    <w:p>
+      <w:pPr>
+        <w:spacing w:line="324" w:lineRule="auto" w:after="80"/>
+      </w:pPr>
+      <w:r>
+        <w:rPr w:rFonts="맑은 고딕">
+          <w:rFonts w:ascii="맑은 고딕" w:hAnsi="맑은 고딕" w:eastAsia="맑은 고딕"/>
+          <w:b w:val="0"/>
+          <w:color w:val="6B7280"/>
+          <w:sz w:val="21"/>
+        </w:rPr>
+        <w:t xml:space="preserve">· </w:t>
+      </w:r>
+      <w:r>
+        <w:rPr w:rFonts="맑은 고딕">
+          <w:rFonts w:ascii="맑은 고딕" w:hAnsi="맑은 고딕" w:eastAsia="맑은 고딕"/>
+          <w:b/>
+          <w:color w:val="1F2937"/>
+          <w:sz w:val="21"/>
+        </w:rPr>
+        <w:t xml:space="preserve">빈티지 감상 제언: </w:t>
+      </w:r>
+      <w:r>
+        <w:rPr w:rFonts="맑은 고딕">
+          <w:rFonts w:ascii="맑은 고딕" w:hAnsi="맑은 고딕" w:eastAsia="맑은 고딕"/>
+          <w:b w:val="0"/>
+          <w:sz w:val="21"/>
+        </w:rPr>
+        <w:t>진공관 앰프의 따스한 온기와 턴테이블 바늘이 긁어내는 섬세한 울림을 통해, 라니에리 특유의 가슴을 쥐어짜는 비브라토와 유려한 현악 스트링의 배음이 공간을 가득 메우는 경이로운 임장감을 만끽할 수 있습니다.</w:t>
+      </w:r>
+    </w:p>
+    <w:p>
+      <w:pPr>
+        <w:spacing w:line="324" w:lineRule="auto" w:after="80"/>
+      </w:pPr>
+      <w:r>
+        <w:rPr w:rFonts="맑은 고딕">
+          <w:rFonts w:ascii="맑은 고딕" w:hAnsi="맑은 고딕" w:eastAsia="맑은 고딕"/>
+          <w:b w:val="0"/>
+          <w:color w:val="6B7280"/>
+          <w:sz w:val="21"/>
+        </w:rPr>
+        <w:t xml:space="preserve">· </w:t>
+      </w:r>
+      <w:r>
+        <w:rPr w:rFonts="맑은 고딕">
+          <w:rFonts w:ascii="맑은 고딕" w:hAnsi="맑은 고딕" w:eastAsia="맑은 고딕"/>
+          <w:b/>
+          <w:color w:val="1F2937"/>
+          <w:sz w:val="21"/>
+        </w:rPr>
+        <w:t xml:space="preserve">소장 가치: </w:t>
+      </w:r>
+      <w:r>
+        <w:rPr w:rFonts="맑은 고딕">
+          <w:rFonts w:ascii="맑은 고딕" w:hAnsi="맑은 고딕" w:eastAsia="맑은 고딕"/>
+          <w:b w:val="0"/>
+          <w:sz w:val="21"/>
+        </w:rPr>
+        <w:t>디지털 음원으로는 결코 체감할 수 없는 짙은 유러피언 아날로그의 질감과 격조 높은 드라마를 온전히 간직하고 있어, 정통 칸초네와 클래시컬 팝 컬렉터라면 반드시 소장해야 할 불후의 명반입니다.</w:t>
+      </w:r>
+    </w:p>
+    <w:p>
+      <w:pPr>
+        <w:spacing w:line="324" w:lineRule="auto" w:after="120" w:before="160"/>
+      </w:pPr>
+      <w:r>
+        <w:rPr w:rFonts="맑은 고딕">
+          <w:rFonts w:ascii="맑은 고딕" w:hAnsi="맑은 고딕" w:eastAsia="맑은 고딕"/>
+          <w:b/>
+          <w:color w:val="4338CA"/>
+          <w:sz w:val="21"/>
+        </w:rPr>
+        <w:t>이 음반을 통해 지중해의 태양처럼 뜨겁고 붉은 장미처럼 찬란한 칸초네의 영혼이 전해주는 감동을 다시 한번 경험해 보시는 것은 어떨까요?</w:t>
       </w:r>
     </w:p>
     <w:sectPr>
       <w:pgSz w:w="12240" w:h="15840"/>
-      <w:pgMar w:top="1440" w:right="1440" w:bottom="1440" w:left="1440" w:header="720" w:footer="720" w:gutter="0"/>
+      <w:pgMar w:top="1152" w:right="1296" w:bottom="1152" w:left="1296" w:header="720" w:footer="720" w:gutter="0"/>
       <w:cols w:space="720"/>
       <w:docGrid w:linePitch="360"/>
     </w:sectPr>

--- a/word_reports/LP_0237_위치_162_Massimo Ranieri_Canzone B.docx
+++ b/word_reports/LP_0237_위치_162_Massimo Ranieri_Canzone B.docx
@@ -32,7 +32,7 @@
     </w:p>
     <w:p>
       <w:pPr>
-        <w:spacing w:line="324" w:lineRule="auto" w:before="80" w:after="160"/>
+        <w:spacing w:line="324" w:lineRule="auto" w:before="80" w:after="120"/>
       </w:pPr>
       <w:r>
         <w:rPr w:rFonts="맑은 고딕">
@@ -42,13 +42,6 @@
           <w:sz w:val="22"/>
         </w:rPr>
         <w:t xml:space="preserve">[음반 소개] </w:t>
-      </w:r>
-      <w:r>
-        <w:rPr w:rFonts="맑은 고딕">
-          <w:rFonts w:ascii="맑은 고딕" w:hAnsi="맑은 고딕" w:eastAsia="맑은 고딕"/>
-          <w:b w:val="0"/>
-          <w:sz w:val="21"/>
-        </w:rPr>
       </w:r>
     </w:p>
     <w:p>
@@ -61,7 +54,33 @@
           <w:b w:val="0"/>
           <w:sz w:val="21"/>
         </w:rPr>
-        <w:t>지중해의 푸른 바람과 나폴리의 뜨거운 서정이 교차하는 지점에서 피어난 칸초네의 위대한 목소리, 마시모 라니에리의 예술적 정수를 집대성한 걸작입니다. 그는 오페라적 기품을 머금은 벨칸토의 발성과 대중가요의 애절한 비장미를 완벽하게 조화시켜 유럽 대중음악사에 불멸의 족적을 남겼습니다. 격정적이면서도 한없이 섬세한 그의 보컬은 세월의 더께를 걷어내고 인간 영혼의 가장 깊은 곳을 울리는 낭만적 서사시를 펼쳐 보입니다.</w:t>
+        <w:t>나폴리의 찬란한 태양과 쪽빛 지중해가 빚어낸 비장미, 그 서정의 심연을 가장 뜨겁게 노래한 청년의 목소리가 바로 마시모 라니에리(Massimo Ranieri)입니다. 1960년대 후반과 1970년대 초반, 이탈리아 칸초네(Canzone)가 세계 대중음악의 중심에서 서정적 전성기를 구가하던 시절, 그는 십 대 후반의 어린 나이에 이미 원숙한 비극적 감성을 폭발시키며 이탈리아 가요계의 독보적인 페르소나로 우뚝 섰습니다. 본 앨범 《Canzone Best Library》는 그러한 마시모 라니에리의 가장 빛나는 음악적 청춘과 예술적 절정을 고스란히 응축하여 담아낸 기념비적인 앤ソロ지(Anthology) 음반입니다.</w:t>
+      </w:r>
+    </w:p>
+    <w:p>
+      <w:pPr>
+        <w:spacing w:line="324" w:lineRule="auto" w:after="120"/>
+      </w:pPr>
+      <w:r>
+        <w:rPr w:rFonts="맑은 고딕">
+          <w:rFonts w:ascii="맑은 고딕" w:hAnsi="맑은 고딕" w:eastAsia="맑은 고딕"/>
+          <w:b w:val="0"/>
+          <w:sz w:val="21"/>
+        </w:rPr>
+        <w:t>마시모 라니에리의 음악은 단순한 유행가나 팝 발라드의 범주에 머물지 않습니다. 나폴리의 가난한 하층민 가정에서 태어나 거리와 극장에서 삶을 체득한 그는, 벨칸토(Bel Canto) 창법의 탄탄한 발성과 이탈리아 특유의 드라마틱한 연극적 감수성을 대중 칸초네 안에 온전히 녹여냈습니다. 그의 노래는 환희보다는 애절함, 가벼운 사랑의 유희보다는 운명에 맞서는 청춘의 비장함과 상실을 웅변합니다. 이 앨범에 아로새겨진 한 곡 한 곡은 오케스트라의 장엄한 현악 세션과 라니에리의 격정적인 바리톤·테너의 경계를 넘나드는 가창이 맞물려, 듣는 이로 하여금 고대 그리스 비극이나 이탈리아 네오리얼리즘 영화의 한 장면을 마주하는 듯한 숭고한 카타르시스를 선사합니다.</w:t>
+      </w:r>
+    </w:p>
+    <w:p>
+      <w:pPr>
+        <w:spacing w:line="324" w:lineRule="auto" w:after="120"/>
+      </w:pPr>
+      <w:r>
+        <w:rPr w:rFonts="맑은 고딕">
+          <w:rFonts w:ascii="맑은 고딕" w:hAnsi="맑은 고딕" w:eastAsia="맑은 고딕"/>
+          <w:b w:val="0"/>
+          <w:sz w:val="21"/>
+        </w:rPr>
+        <w:t>《Canzone Best Library》는 당대 최고의 작곡가들과 편곡자들이 참여했던 황금기 마스터피스들을 엄선하여 감상자에게 지중해 서정의 파노라마를 펼쳐 보입니다. 거대한 오케스트레이션과 극적인 다이내믹, 그리고 폐부를 찌르는 듯한 라니에리의 절창은 시대를 초월하여 오늘날에도 여전히 유효한 예술적 생명력을 뿜어냅니다. 반세기가 흐른 지금, 턴테이블의 바늘 끝을 통해 흘러나오는 그의 목소리는 세속의 소음에 지친 현대인의 가슴속에 순수하고도 격렬했던 옛 청춘의 초상을 되살려놓으며, 칸초네가 지닌 불멸의 고전적 품격을 다시금 증명하고 있습니다.</w:t>
       </w:r>
     </w:p>
     <w:p>
@@ -168,7 +187,7 @@
           <w:b w:val="0"/>
           <w:sz w:val="21"/>
         </w:rPr>
-        <w:t>이탈리아 칸초네의 황금기를 이끌었던 마시모 라니에리의 찬란한 전성기 명곡들을 엄선하여, 깊이 있는 음향과 정갈한 마스터링으로 엮어낸 고품격 베스트 라이브러리 에디션 LP입니다.</w:t>
+        <w:t>이탈리아 칸초네의 황금기 사운드를 전 세계 애호가들에게 알리기 위해 고음질 마스터 테이프를 기반으로 엄선·기획된 프리미엄 베스트 라이브러리 LP 음반입니다.</w:t>
       </w:r>
     </w:p>
     <w:p>
@@ -199,7 +218,7 @@
           <w:b w:val="0"/>
           <w:sz w:val="21"/>
         </w:rPr>
-        <w:t>발매 당시 유럽을 넘어 아시아와 남미 전역의 월드뮤직 및 팝 애호가들 사이에서 필청반으로 자리 잡으며, 시대를 초월한 스테디셀러로서 확고한 대중적 인기를 구가했습니다.</w:t>
+        <w:t>수록곡들이 발표 당시 이탈리아 싱글 차트 1위 및 밀리언셀러를 잇달아 기록했으며, 본 컴필레이션 LP 역시 고풍스러운 칸초네를 사랑하는 국내외 오디오파일과 음악 애호가들 사이에서 오랜 기간 스테디셀러로 큰 사랑을 받았습니다.</w:t>
       </w:r>
     </w:p>
     <w:p>
@@ -230,7 +249,7 @@
           <w:b w:val="0"/>
           <w:sz w:val="21"/>
         </w:rPr>
-        <w:t>이탈리아 최고 권위의 대중음악 경연인 산레모 가요제 우승 및 칸초니시마(Canzonissima) 다회 우승 등 그가 남긴 찬란한 음악적 위업을 집약하여 공인한 앨범입니다.</w:t>
+        <w:t>이탈리아 최고 권위의 음악 제전인 ‘칸타지오(Cantagiro)’와 ‘칸초니시마(Canzonissima)’ 우승 명곡들을 총망라하고 있으며, 이탈리아 팝 역사상 가장 완벽한 서정 보컬 앨범 중 하나로 평가받습니다.</w:t>
       </w:r>
     </w:p>
     <w:p>
@@ -368,7 +387,7 @@
           <w:b w:val="0"/>
           <w:sz w:val="21"/>
         </w:rPr>
-        <w:t>나폴리 출신의 마시모 라니에리는 폭발적인 성량과 연극적 무대 장악력을 겸비하여 '칸초네의 황태자'로 칭송받은 전설적인 보컬리스트이자 배우입니다. 정통 성악의 발성적 기초 위에 이탈리아 민중의 애환과 청춘의 열정을 이식함으로써, 팝과 클래식의 경계를 허문 독보적인 거장으로 평가받습니다.</w:t>
+        <w:t>나폴리 출신의 마시모 라니에리는 풍부한 성량과 짙은 호소력, 탁월한 연기력을 겸비한 이탈리아 최고의 국민 가수이자 대배우입니다. 정통 나폴리 민요의 정한(情恨)과 현대적 팝 감각을 절묘하게 융합하며 1970년대 유럽 대중음악계를 평정한 불세출의 아티스트입니다.</w:t>
       </w:r>
     </w:p>
     <w:p>
@@ -413,7 +432,7 @@
           <w:b w:val="0"/>
           <w:sz w:val="21"/>
         </w:rPr>
-        <w:t>1960~70년대 이탈리아 칸초네의 르네상스를 기록한 음악적 기념비이자, 풍성한 오케스트라 편곡과 서정적인 멜로디가 어떻게 대중의 가슴을 지배했는지를 증명하는 성악적 완성도의 정점입니다.</w:t>
+        <w:t>1960~70년대 이탈리아 칸초네가 정통 오케스트라 편곡과 결합하여 예술적 완성을 이루었던 황금기의 정점을 보존한 사료적 가치를 지닙니다. 대중가요가 클래식적 장중함과 결합했을 때 도달할 수 있는 가장 우아하고 비장한 음악적 지향점을 제시한 앨범입니다.</w:t>
       </w:r>
     </w:p>
     <w:p>
@@ -444,7 +463,7 @@
           <w:b w:val="0"/>
           <w:sz w:val="21"/>
         </w:rPr>
-        <w:t>아날로그 시대의 청춘들이 라디오와 전축 앞에서 낭만과 비애를 공유하던 시절의 공기를 고스란히 간직하고 있으며, 사랑의 열병과 청춘의 번민을 노래하던 당시의 순수했던 서정성이 음반의 매 그루브마다 아로새겨져 있습니다.</w:t>
+        <w:t>1970년대 전후, 유럽과 한국을 비롯한 세계 청년 문화의 저변에는 산업화의 고독 속에서 서정적 위로를 갈구하던 흐름이 있었습니다. 라니에리의 비극적 사랑과 청춘의 고뇌를 담은 노랫말은 당시 라디오 전파를 타고 수많은 젊은이들의 가슴을 울렸으며, 낭만과 고뇌가 공존하던 그 시절의 공기를 아련하게 환기합니다.</w:t>
       </w:r>
     </w:p>
     <w:p>
@@ -489,7 +508,7 @@
           <w:b w:val="0"/>
           <w:sz w:val="21"/>
         </w:rPr>
-        <w:t>첫 소절부터 붉은 장미의 진한 향기를 내뿜듯 절절한 비장미를 선사하는 대표작 'Rose rosse', 청춘의 고뇌와 환희를 웅장한 오케스트레이션 위에 폭발시키는 'Vent'anni', 나폴리 민요 특유의 구슬픈 서정성이 빛나는 'Erba di casa mia' 등 수록곡 전편이 한 편의 드라마틱한 오페라 아리아처럼 귓가를 사로잡습니다.</w:t>
+        <w:t>라니에리 불후의 명곡인 "Rose rosse(붉은 장미)"의 폭발적인 클라이맥스와 칸초니시마 우승곡 "Vent'anni(스무 살)"의 찬란하면서도 서글픈 청춘의 고백, 그리고 격정적인 현악과 드라마틱한 절규가 압권인 "Se bruciasse la città(만약 도시가 불탄다면)" 등이 수록되어 마시모 라니에리 보컬 예술의 정수를 만끽할 수 있습니다.</w:t>
       </w:r>
     </w:p>
     <w:p>
@@ -520,7 +539,7 @@
           <w:b w:val="0"/>
           <w:sz w:val="21"/>
         </w:rPr>
-        <w:t>진공관 앰프의 따스한 온기와 턴테이블 바늘이 긁어내는 섬세한 울림을 통해, 라니에리 특유의 가슴을 쥐어짜는 비브라토와 유려한 현악 스트링의 배음이 공간을 가득 메우는 경이로운 임장감을 만끽할 수 있습니다.</w:t>
+        <w:t>현악기의 유려한 질감과 라니에리의 두터운 중저음 및 폭발적인 고역을 왜곡 없이 음미하기 위해, 포근한 음색의 진공관 앰프와 중음역 재생 능력이 탁월한 빈티지 톨보이 스피커를 매칭하여 감상할 것을 권합니다. LP 특유의 그루브(Groove)를 타고 전해지는 아날로그 사운드는 나폴리 오페라 극장의 로열석에 앉아 있는 듯한 웅장한 공간감을 선사합니다.</w:t>
       </w:r>
     </w:p>
     <w:p>
@@ -551,7 +570,7 @@
           <w:b w:val="0"/>
           <w:sz w:val="21"/>
         </w:rPr>
-        <w:t>디지털 음원으로는 결코 체감할 수 없는 짙은 유러피언 아날로그의 질감과 격조 높은 드라마를 온전히 간직하고 있어, 정통 칸초네와 클래시컬 팝 컬렉터라면 반드시 소장해야 할 불후의 명반입니다.</w:t>
+        <w:t>디지털 음원으로는 결코 온전히 재현해낼 수 없는 1970년대 아날로그 오케스트레이션의 깊은 배음과 마시모 라니에리의 전성기 육성이 고스란히 박제되어 있어, 칸초네와 유러피언 팝을 사랑하는 LP 컬렉터라면 필히 턴테이블 곁에 비치해야 할 영구 소장반입니다.</w:t>
       </w:r>
     </w:p>
     <w:p>
@@ -565,7 +584,7 @@
           <w:color w:val="4338CA"/>
           <w:sz w:val="21"/>
         </w:rPr>
-        <w:t>이 음반을 통해 지중해의 태양처럼 뜨겁고 붉은 장미처럼 찬란한 칸초네의 영혼이 전해주는 감동을 다시 한번 경험해 보시는 것은 어떨까요?</w:t>
+        <w:t>이 음반을 통해 지중해의 푸른 바람과 뜨거운 나폴리의 영혼이 전해주는 감동을 다시 한번 경험해 보시는 것은 어떨까요?</w:t>
       </w:r>
     </w:p>
     <w:sectPr>
